--- a/Applications/Nir_Shvarchberg_CV_Zota_Product_Manager.docx
+++ b/Applications/Nir_Shvarchberg_CV_Zota_Product_Manager.docx
@@ -4,26 +4,29 @@
   <w:body>
     <w:p>
       <w:pPr>
+        <w:spacing w:after="14" w:line="240" w:lineRule="auto"/>
         <w:jc w:val="center"/>
       </w:pPr>
       <w:r>
         <w:rPr>
           <w:b/>
           <w:color w:val="1F4E79"/>
-          <w:sz w:val="35"/>
+          <w:sz w:val="37"/>
+          <w:szCs w:val="37"/>
         </w:rPr>
         <w:t>NIR SHVARCHBERG</w:t>
       </w:r>
     </w:p>
     <w:p>
       <w:pPr>
-        <w:spacing w:after="9"/>
+        <w:spacing w:after="18" w:line="240" w:lineRule="auto"/>
         <w:jc w:val="center"/>
       </w:pPr>
       <w:r>
         <w:rPr>
           <w:color w:val="5F5F5F"/>
           <w:sz w:val="18"/>
+          <w:szCs w:val="18"/>
         </w:rPr>
         <w:t xml:space="preserve">Tel Aviv-Yafo, Israel | 055-689-5816 | nir1shv@gmail.com | </w:t>
       </w:r>
@@ -33,6 +36,7 @@
             <w:color w:val="1F4E79"/>
             <w:sz w:val="18"/>
             <w:u w:val="single"/>
+            <w:szCs w:val="18"/>
           </w:rPr>
           <w:t>LinkedIn</w:t>
         </w:r>
@@ -40,14 +44,15 @@
     </w:p>
     <w:p>
       <w:pPr>
-        <w:spacing w:after="19"/>
+        <w:spacing w:after="28" w:line="240" w:lineRule="auto"/>
         <w:jc w:val="center"/>
       </w:pPr>
       <w:r>
         <w:rPr>
           <w:b/>
           <w:color w:val="1F4E79"/>
-          <w:sz w:val="19"/>
+          <w:sz w:val="20"/>
+          <w:szCs w:val="20"/>
         </w:rPr>
         <w:t>PRODUCT MANAGER | PAYMENTS, APIS, BACK-OFFICE &amp; UX</w:t>
       </w:r>
@@ -58,7 +63,7 @@
         <w:pBdr>
           <w:bottom w:val="single" w:sz="6" w:space="1" w:color="1F4E79"/>
         </w:pBdr>
-        <w:spacing w:before="49" w:after="31"/>
+        <w:spacing w:before="64" w:after="40" w:line="240" w:lineRule="auto"/>
         <w:rPr>
           <w:sz w:val="20"/>
           <w:szCs w:val="20"/>
@@ -68,15 +73,15 @@
         <w:rPr>
           <w:b/>
           <w:color w:val="1F4E79"/>
-          <w:sz w:val="20"/>
-          <w:szCs w:val="20"/>
+          <w:sz w:val="22"/>
+          <w:szCs w:val="22"/>
         </w:rPr>
         <w:t>PROFESSIONAL SUMMARY</w:t>
       </w:r>
     </w:p>
     <w:p>
       <w:pPr>
-        <w:spacing w:after="24" w:line="250" w:lineRule="auto"/>
+        <w:spacing w:after="40" w:line="228" w:lineRule="exact"/>
         <w:rPr>
           <w:sz w:val="20"/>
           <w:szCs w:val="20"/>
@@ -85,8 +90,8 @@
       <w:r>
         <w:rPr>
           <w:color w:val="000000"/>
-          <w:sz w:val="20"/>
-          <w:szCs w:val="20"/>
+          <w:sz w:val="21"/>
+          <w:szCs w:val="21"/>
         </w:rPr>
         <w:t>Product Manager with 5+ years of experience across B2B and B2C digital products, payments, subscriptions, APIs, back-office workflows, customer journeys, UX, and data-driven optimization. Owns products from discovery and roadmap definition through requirements, delivery, launch, measurement, and iteration. At CallApp, leads onboarding, verification, activation, subscription, payment, invoicing, and CRM flows. Earlier founder/operator experience adds hands-on ownership of eCommerce, payment processing, service, fulfillment, vendors, and daily digital operations.</w:t>
       </w:r>
@@ -97,7 +102,7 @@
         <w:pBdr>
           <w:bottom w:val="single" w:sz="6" w:space="1" w:color="1F4E79"/>
         </w:pBdr>
-        <w:spacing w:before="49" w:after="31"/>
+        <w:spacing w:before="64" w:after="40" w:line="240" w:lineRule="auto"/>
         <w:rPr>
           <w:sz w:val="20"/>
           <w:szCs w:val="20"/>
@@ -107,8 +112,8 @@
         <w:rPr>
           <w:b/>
           <w:color w:val="1F4E79"/>
-          <w:sz w:val="20"/>
-          <w:szCs w:val="20"/>
+          <w:sz w:val="22"/>
+          <w:szCs w:val="22"/>
         </w:rPr>
         <w:t>PROFESSIONAL EXPERIENCE</w:t>
       </w:r>
@@ -116,7 +121,7 @@
     <w:p>
       <w:pPr>
         <w:keepNext/>
-        <w:spacing w:before="29" w:after="9"/>
+        <w:spacing w:before="44" w:after="16" w:line="240" w:lineRule="auto"/>
         <w:rPr>
           <w:sz w:val="20"/>
           <w:szCs w:val="20"/>
@@ -126,8 +131,8 @@
         <w:rPr>
           <w:b/>
           <w:color w:val="1F4E79"/>
-          <w:sz w:val="20"/>
-          <w:szCs w:val="20"/>
+          <w:sz w:val="21"/>
+          <w:szCs w:val="21"/>
         </w:rPr>
         <w:t>CallApp</w:t>
       </w:r>
@@ -135,8 +140,8 @@
         <w:rPr>
           <w:b/>
           <w:color w:val="1E1E1E"/>
-          <w:sz w:val="20"/>
-          <w:szCs w:val="20"/>
+          <w:sz w:val="21"/>
+          <w:szCs w:val="21"/>
         </w:rPr>
         <w:t xml:space="preserve"> | Product Manager, Branded &amp; Verified Caller </w:t>
       </w:r>
@@ -144,8 +149,8 @@
         <w:rPr>
           <w:b/>
           <w:color w:val="1E1E1E"/>
-          <w:sz w:val="20"/>
-          <w:szCs w:val="20"/>
+          <w:sz w:val="21"/>
+          <w:szCs w:val="21"/>
         </w:rPr>
         <w:t>Identity</w:t>
       </w:r>
@@ -153,8 +158,8 @@
         <w:rPr>
           <w:b/>
           <w:color w:val="5F5F5F"/>
-          <w:sz w:val="20"/>
-          <w:szCs w:val="20"/>
+          <w:sz w:val="21"/>
+          <w:szCs w:val="21"/>
         </w:rPr>
         <w:t xml:space="preserve"> | March</w:t>
       </w:r>
@@ -162,19 +167,20 @@
         <w:rPr>
           <w:b/>
           <w:color w:val="5F5F5F"/>
-          <w:sz w:val="20"/>
-          <w:szCs w:val="20"/>
+          <w:sz w:val="21"/>
+          <w:szCs w:val="21"/>
         </w:rPr>
         <w:t xml:space="preserve"> 2023 - Present</w:t>
       </w:r>
     </w:p>
     <w:p>
       <w:pPr>
+        <w:keepLines/>
         <w:numPr>
           <w:ilvl w:val="0"/>
           <w:numId w:val="1"/>
         </w:numPr>
-        <w:spacing w:after="25" w:line="258" w:lineRule="auto"/>
+        <w:spacing w:after="30" w:line="230" w:lineRule="exact"/>
         <w:rPr>
           <w:sz w:val="20"/>
           <w:szCs w:val="20"/>
@@ -183,19 +189,20 @@
       <w:r>
         <w:rPr>
           <w:color w:val="000000"/>
-          <w:sz w:val="20"/>
-          <w:szCs w:val="20"/>
+          <w:sz w:val="21"/>
+          <w:szCs w:val="21"/>
         </w:rPr>
         <w:t>Own product strategy, roadmap, and delivery for branded and verified caller identity experiences across business-facing web journeys and a consumer mobile ecosystem.</w:t>
       </w:r>
     </w:p>
     <w:p>
       <w:pPr>
+        <w:keepLines/>
         <w:numPr>
           <w:ilvl w:val="0"/>
           <w:numId w:val="1"/>
         </w:numPr>
-        <w:spacing w:after="25" w:line="258" w:lineRule="auto"/>
+        <w:spacing w:after="30" w:line="230" w:lineRule="exact"/>
         <w:rPr>
           <w:sz w:val="20"/>
           <w:szCs w:val="20"/>
@@ -204,19 +211,20 @@
       <w:r>
         <w:rPr>
           <w:color w:val="000000"/>
-          <w:sz w:val="20"/>
-          <w:szCs w:val="20"/>
+          <w:sz w:val="21"/>
+          <w:szCs w:val="21"/>
         </w:rPr>
         <w:t>Lead onboarding, phone verification, business-profile creation, activation, subscription, payment, manage-state, and customer-facing flows from discovery through launch and iteration.</w:t>
       </w:r>
     </w:p>
     <w:p>
       <w:pPr>
+        <w:keepLines/>
         <w:numPr>
           <w:ilvl w:val="0"/>
           <w:numId w:val="1"/>
         </w:numPr>
-        <w:spacing w:after="25" w:line="258" w:lineRule="auto"/>
+        <w:spacing w:after="30" w:line="230" w:lineRule="exact"/>
         <w:rPr>
           <w:sz w:val="20"/>
           <w:szCs w:val="20"/>
@@ -225,19 +233,20 @@
       <w:r>
         <w:rPr>
           <w:color w:val="000000"/>
-          <w:sz w:val="20"/>
-          <w:szCs w:val="20"/>
+          <w:sz w:val="21"/>
+          <w:szCs w:val="21"/>
         </w:rPr>
         <w:t>Translate user behavior, business needs, Support and Sales input, and operational constraints into PRDs, product specifications, UX flows, user stories, acceptance criteria, edge cases, and priorities.</w:t>
       </w:r>
     </w:p>
     <w:p>
       <w:pPr>
+        <w:keepLines/>
         <w:numPr>
           <w:ilvl w:val="0"/>
           <w:numId w:val="1"/>
         </w:numPr>
-        <w:spacing w:after="25" w:line="258" w:lineRule="auto"/>
+        <w:spacing w:after="30" w:line="230" w:lineRule="exact"/>
         <w:rPr>
           <w:sz w:val="20"/>
           <w:szCs w:val="20"/>
@@ -246,19 +255,41 @@
       <w:r>
         <w:rPr>
           <w:color w:val="000000"/>
-          <w:sz w:val="20"/>
-          <w:szCs w:val="20"/>
+          <w:sz w:val="21"/>
+          <w:szCs w:val="21"/>
         </w:rPr>
         <w:t>Led API integrations with Green Invoice, Isracard, PayMe, and CRM systems, mapping requirements and dependencies, validating end-to-end behavior, and resolving issues.</w:t>
       </w:r>
     </w:p>
     <w:p>
       <w:pPr>
+        <w:keepLines/>
         <w:numPr>
           <w:ilvl w:val="0"/>
           <w:numId w:val="1"/>
         </w:numPr>
-        <w:spacing w:after="25" w:line="258" w:lineRule="auto"/>
+        <w:spacing w:after="30" w:line="230" w:lineRule="exact"/>
+        <w:rPr>
+          <w:sz w:val="20"/>
+          <w:szCs w:val="20"/>
+        </w:rPr>
+      </w:pPr>
+      <w:r>
+        <w:rPr>
+          <w:sz w:val="21"/>
+          <w:szCs w:val="21"/>
+        </w:rPr>
+        <w:t>Use GA4 and Firebase funnels, user behavior, defects, support signals, and market research to identify friction and prioritize improvements; mobile traffic share increased from 10% to 60% after mobile UX and campaign-flow changes.</w:t>
+      </w:r>
+    </w:p>
+    <w:p>
+      <w:pPr>
+        <w:keepLines/>
+        <w:numPr>
+          <w:ilvl w:val="0"/>
+          <w:numId w:val="1"/>
+        </w:numPr>
+        <w:spacing w:after="30" w:line="230" w:lineRule="exact"/>
         <w:rPr>
           <w:sz w:val="20"/>
           <w:szCs w:val="20"/>
@@ -267,19 +298,20 @@
       <w:r>
         <w:rPr>
           <w:color w:val="000000"/>
-          <w:sz w:val="20"/>
-          <w:szCs w:val="20"/>
+          <w:sz w:val="21"/>
+          <w:szCs w:val="21"/>
         </w:rPr>
-        <w:t>Use GA4 and Firebase funnels, user behavior, defects, support signals, and market research to identify friction and prioritize improvements.</w:t>
+        <w:t>Align Engineering, UX, QA, Data, Marketing, Operations, senior stakeholders, and vendors on tradeoffs, delivery, release readiness, and measurable outcomes.</w:t>
       </w:r>
     </w:p>
     <w:p>
       <w:pPr>
+        <w:keepLines/>
         <w:numPr>
           <w:ilvl w:val="0"/>
           <w:numId w:val="1"/>
         </w:numPr>
-        <w:spacing w:after="25" w:line="258" w:lineRule="auto"/>
+        <w:spacing w:after="30" w:line="230" w:lineRule="exact"/>
         <w:rPr>
           <w:sz w:val="20"/>
           <w:szCs w:val="20"/>
@@ -287,17 +319,16 @@
       </w:pPr>
       <w:r>
         <w:rPr>
-          <w:color w:val="000000"/>
-          <w:sz w:val="20"/>
-          <w:szCs w:val="20"/>
+          <w:sz w:val="21"/>
+          <w:szCs w:val="21"/>
         </w:rPr>
-        <w:t>Align Engineering, UX, QA, Data, Marketing, Operations, senior stakeholders, and vendors on tradeoffs, delivery, release readiness, and measurable outcomes.</w:t>
+        <w:t>Use Claude, ChatGPT, Cursor, and Codex for discovery, requirements, user-flow exploration, working prototypes, documentation, and feasibility validation.</w:t>
       </w:r>
     </w:p>
     <w:p>
       <w:pPr>
         <w:keepNext/>
-        <w:spacing w:before="29" w:after="9"/>
+        <w:spacing w:before="44" w:after="16" w:line="240" w:lineRule="auto"/>
         <w:rPr>
           <w:sz w:val="20"/>
           <w:szCs w:val="20"/>
@@ -307,8 +338,8 @@
         <w:rPr>
           <w:b/>
           <w:color w:val="1F4E79"/>
-          <w:sz w:val="20"/>
-          <w:szCs w:val="20"/>
+          <w:sz w:val="21"/>
+          <w:szCs w:val="21"/>
         </w:rPr>
         <w:t>Tapuhi</w:t>
       </w:r>
@@ -316,8 +347,8 @@
         <w:rPr>
           <w:b/>
           <w:color w:val="1E1E1E"/>
-          <w:sz w:val="20"/>
-          <w:szCs w:val="20"/>
+          <w:sz w:val="21"/>
+          <w:szCs w:val="21"/>
         </w:rPr>
         <w:t xml:space="preserve"> | Founder, Product &amp; Operations </w:t>
       </w:r>
@@ -325,8 +356,8 @@
         <w:rPr>
           <w:b/>
           <w:color w:val="1E1E1E"/>
-          <w:sz w:val="20"/>
-          <w:szCs w:val="20"/>
+          <w:sz w:val="21"/>
+          <w:szCs w:val="21"/>
         </w:rPr>
         <w:t>Manager</w:t>
       </w:r>
@@ -334,8 +365,8 @@
         <w:rPr>
           <w:b/>
           <w:color w:val="5F5F5F"/>
-          <w:sz w:val="20"/>
-          <w:szCs w:val="20"/>
+          <w:sz w:val="21"/>
+          <w:szCs w:val="21"/>
         </w:rPr>
         <w:t xml:space="preserve"> | January</w:t>
       </w:r>
@@ -343,19 +374,20 @@
         <w:rPr>
           <w:b/>
           <w:color w:val="5F5F5F"/>
-          <w:sz w:val="20"/>
-          <w:szCs w:val="20"/>
+          <w:sz w:val="21"/>
+          <w:szCs w:val="21"/>
         </w:rPr>
         <w:t xml:space="preserve"> 2017 - December 2022</w:t>
       </w:r>
     </w:p>
     <w:p>
       <w:pPr>
+        <w:keepLines/>
         <w:numPr>
           <w:ilvl w:val="0"/>
           <w:numId w:val="1"/>
         </w:numPr>
-        <w:spacing w:after="25" w:line="258" w:lineRule="auto"/>
+        <w:spacing w:after="30" w:line="230" w:lineRule="exact"/>
         <w:rPr>
           <w:sz w:val="20"/>
           <w:szCs w:val="20"/>
@@ -364,19 +396,20 @@
       <w:r>
         <w:rPr>
           <w:color w:val="000000"/>
-          <w:sz w:val="20"/>
-          <w:szCs w:val="20"/>
+          <w:sz w:val="21"/>
+          <w:szCs w:val="21"/>
         </w:rPr>
         <w:t>Founded and operated a D2C eCommerce product connecting farmers directly with consumers, owning the storefront, customer journey, pricing, payments, operations, suppliers, staffing, budget, and go-to-market execution.</w:t>
       </w:r>
     </w:p>
     <w:p>
       <w:pPr>
+        <w:keepLines/>
         <w:numPr>
           <w:ilvl w:val="0"/>
           <w:numId w:val="1"/>
         </w:numPr>
-        <w:spacing w:after="25" w:line="258" w:lineRule="auto"/>
+        <w:spacing w:after="30" w:line="230" w:lineRule="exact"/>
         <w:rPr>
           <w:sz w:val="20"/>
           <w:szCs w:val="20"/>
@@ -385,19 +418,20 @@
       <w:r>
         <w:rPr>
           <w:color w:val="000000"/>
-          <w:sz w:val="20"/>
-          <w:szCs w:val="20"/>
+          <w:sz w:val="21"/>
+          <w:szCs w:val="21"/>
         </w:rPr>
         <w:t>Used customer feedback, user behavior, sales trends, and operational data to improve product discovery, purchase journeys, service delivery, and fulfillment workflows.</w:t>
       </w:r>
     </w:p>
     <w:p>
       <w:pPr>
+        <w:keepLines/>
         <w:numPr>
           <w:ilvl w:val="0"/>
           <w:numId w:val="1"/>
         </w:numPr>
-        <w:spacing w:after="25" w:line="258" w:lineRule="auto"/>
+        <w:spacing w:after="30" w:line="230" w:lineRule="exact"/>
         <w:rPr>
           <w:sz w:val="20"/>
           <w:szCs w:val="20"/>
@@ -406,19 +440,20 @@
       <w:r>
         <w:rPr>
           <w:color w:val="000000"/>
-          <w:sz w:val="20"/>
-          <w:szCs w:val="20"/>
+          <w:sz w:val="21"/>
+          <w:szCs w:val="21"/>
         </w:rPr>
         <w:t>Defined the product and managed an external development company from UX planning and requirements through delivery, acceptance testing, launch, bug resolution, and new features.</w:t>
       </w:r>
     </w:p>
     <w:p>
       <w:pPr>
+        <w:keepLines/>
         <w:numPr>
           <w:ilvl w:val="0"/>
           <w:numId w:val="1"/>
         </w:numPr>
-        <w:spacing w:after="25" w:line="258" w:lineRule="auto"/>
+        <w:spacing w:after="30" w:line="230" w:lineRule="exact"/>
         <w:rPr>
           <w:sz w:val="20"/>
           <w:szCs w:val="20"/>
@@ -427,8 +462,8 @@
       <w:r>
         <w:rPr>
           <w:color w:val="000000"/>
-          <w:sz w:val="20"/>
-          <w:szCs w:val="20"/>
+          <w:sz w:val="21"/>
+          <w:szCs w:val="21"/>
         </w:rPr>
         <w:t>Managed technology, logistics, packaging, payment-processing, credit-card, marketing, and customer-service vendors across parallel workstreams.</w:t>
       </w:r>
@@ -436,7 +471,7 @@
     <w:p>
       <w:pPr>
         <w:keepNext/>
-        <w:spacing w:before="29" w:after="9"/>
+        <w:spacing w:before="44" w:after="16" w:line="240" w:lineRule="auto"/>
         <w:rPr>
           <w:sz w:val="20"/>
           <w:szCs w:val="20"/>
@@ -446,8 +481,8 @@
         <w:rPr>
           <w:b/>
           <w:color w:val="1F4E79"/>
-          <w:sz w:val="20"/>
-          <w:szCs w:val="20"/>
+          <w:sz w:val="21"/>
+          <w:szCs w:val="21"/>
         </w:rPr>
         <w:t>HP (HPE)</w:t>
       </w:r>
@@ -455,8 +490,8 @@
         <w:rPr>
           <w:b/>
           <w:color w:val="1E1E1E"/>
-          <w:sz w:val="20"/>
-          <w:szCs w:val="20"/>
+          <w:sz w:val="21"/>
+          <w:szCs w:val="21"/>
         </w:rPr>
         <w:t xml:space="preserve"> | Business </w:t>
       </w:r>
@@ -464,8 +499,8 @@
         <w:rPr>
           <w:b/>
           <w:color w:val="1E1E1E"/>
-          <w:sz w:val="20"/>
-          <w:szCs w:val="20"/>
+          <w:sz w:val="21"/>
+          <w:szCs w:val="21"/>
         </w:rPr>
         <w:t>Analyst</w:t>
       </w:r>
@@ -473,8 +508,8 @@
         <w:rPr>
           <w:b/>
           <w:color w:val="5F5F5F"/>
-          <w:sz w:val="20"/>
-          <w:szCs w:val="20"/>
+          <w:sz w:val="21"/>
+          <w:szCs w:val="21"/>
         </w:rPr>
         <w:t xml:space="preserve"> | January</w:t>
       </w:r>
@@ -482,19 +517,20 @@
         <w:rPr>
           <w:b/>
           <w:color w:val="5F5F5F"/>
-          <w:sz w:val="20"/>
-          <w:szCs w:val="20"/>
+          <w:sz w:val="21"/>
+          <w:szCs w:val="21"/>
         </w:rPr>
         <w:t xml:space="preserve"> 2015 - December 2016</w:t>
       </w:r>
     </w:p>
     <w:p>
       <w:pPr>
+        <w:keepLines/>
         <w:numPr>
           <w:ilvl w:val="0"/>
           <w:numId w:val="1"/>
         </w:numPr>
-        <w:spacing w:after="25" w:line="258" w:lineRule="auto"/>
+        <w:spacing w:after="30" w:line="230" w:lineRule="exact"/>
         <w:rPr>
           <w:sz w:val="20"/>
           <w:szCs w:val="20"/>
@@ -503,19 +539,20 @@
       <w:r>
         <w:rPr>
           <w:color w:val="000000"/>
-          <w:sz w:val="20"/>
-          <w:szCs w:val="20"/>
+          <w:sz w:val="21"/>
+          <w:szCs w:val="21"/>
         </w:rPr>
         <w:t>Gathered business requirements, modeled operational data, and translated complex production inputs into clear workflows, analytical tools, and process improvements for an industrial product line.</w:t>
       </w:r>
     </w:p>
     <w:p>
       <w:pPr>
+        <w:keepLines/>
         <w:numPr>
           <w:ilvl w:val="0"/>
           <w:numId w:val="1"/>
         </w:numPr>
-        <w:spacing w:after="25" w:line="258" w:lineRule="auto"/>
+        <w:spacing w:after="30" w:line="230" w:lineRule="exact"/>
         <w:rPr>
           <w:sz w:val="20"/>
           <w:szCs w:val="20"/>
@@ -524,8 +561,8 @@
       <w:r>
         <w:rPr>
           <w:color w:val="000000"/>
-          <w:sz w:val="20"/>
-          <w:szCs w:val="20"/>
+          <w:sz w:val="21"/>
+          <w:szCs w:val="21"/>
         </w:rPr>
         <w:t>Collaborated across operations, planning, business, and technical stakeholders and built analytical tools and reports supporting data-driven decisions and cost reduction.</w:t>
       </w:r>
@@ -533,7 +570,7 @@
     <w:p>
       <w:pPr>
         <w:keepNext/>
-        <w:spacing w:before="29" w:after="9"/>
+        <w:spacing w:before="44" w:after="16" w:line="240" w:lineRule="auto"/>
         <w:rPr>
           <w:sz w:val="20"/>
           <w:szCs w:val="20"/>
@@ -543,8 +580,8 @@
         <w:rPr>
           <w:b/>
           <w:color w:val="1F4E79"/>
-          <w:sz w:val="20"/>
-          <w:szCs w:val="20"/>
+          <w:sz w:val="21"/>
+          <w:szCs w:val="21"/>
         </w:rPr>
         <w:t>HP (HPE)</w:t>
       </w:r>
@@ -552,8 +589,8 @@
         <w:rPr>
           <w:b/>
           <w:color w:val="1E1E1E"/>
-          <w:sz w:val="20"/>
-          <w:szCs w:val="20"/>
+          <w:sz w:val="21"/>
+          <w:szCs w:val="21"/>
         </w:rPr>
         <w:t xml:space="preserve"> | Material Planner </w:t>
       </w:r>
@@ -561,8 +598,8 @@
         <w:rPr>
           <w:b/>
           <w:color w:val="1E1E1E"/>
-          <w:sz w:val="20"/>
-          <w:szCs w:val="20"/>
+          <w:sz w:val="21"/>
+          <w:szCs w:val="21"/>
         </w:rPr>
         <w:t>Analyst</w:t>
       </w:r>
@@ -570,8 +607,8 @@
         <w:rPr>
           <w:b/>
           <w:color w:val="5F5F5F"/>
-          <w:sz w:val="20"/>
-          <w:szCs w:val="20"/>
+          <w:sz w:val="21"/>
+          <w:szCs w:val="21"/>
         </w:rPr>
         <w:t xml:space="preserve"> | January</w:t>
       </w:r>
@@ -579,19 +616,20 @@
         <w:rPr>
           <w:b/>
           <w:color w:val="5F5F5F"/>
-          <w:sz w:val="20"/>
-          <w:szCs w:val="20"/>
+          <w:sz w:val="21"/>
+          <w:szCs w:val="21"/>
         </w:rPr>
         <w:t xml:space="preserve"> 2013 - December 2014</w:t>
       </w:r>
     </w:p>
     <w:p>
       <w:pPr>
+        <w:keepLines/>
         <w:numPr>
           <w:ilvl w:val="0"/>
           <w:numId w:val="1"/>
         </w:numPr>
-        <w:spacing w:after="25" w:line="258" w:lineRule="auto"/>
+        <w:spacing w:after="30" w:line="230" w:lineRule="exact"/>
         <w:rPr>
           <w:sz w:val="20"/>
           <w:szCs w:val="20"/>
@@ -600,8 +638,8 @@
       <w:r>
         <w:rPr>
           <w:color w:val="000000"/>
-          <w:sz w:val="20"/>
-          <w:szCs w:val="20"/>
+          <w:sz w:val="21"/>
+          <w:szCs w:val="21"/>
         </w:rPr>
         <w:t>Managed supply-chain planning across six operational divisions, including inventory monitoring, supplier coordination, exception handling, and VMI oversight; wrote work manuals and trained four logistics specialists.</w:t>
       </w:r>
@@ -609,7 +647,7 @@
     <w:p>
       <w:pPr>
         <w:keepNext/>
-        <w:spacing w:before="29" w:after="9"/>
+        <w:spacing w:before="44" w:after="16" w:line="240" w:lineRule="auto"/>
         <w:rPr>
           <w:sz w:val="20"/>
           <w:szCs w:val="20"/>
@@ -619,8 +657,8 @@
         <w:rPr>
           <w:b/>
           <w:color w:val="1F4E79"/>
-          <w:sz w:val="20"/>
-          <w:szCs w:val="20"/>
+          <w:sz w:val="21"/>
+          <w:szCs w:val="21"/>
         </w:rPr>
         <w:t>SAP WIN</w:t>
       </w:r>
@@ -628,8 +666,8 @@
         <w:rPr>
           <w:b/>
           <w:color w:val="1E1E1E"/>
-          <w:sz w:val="20"/>
-          <w:szCs w:val="20"/>
+          <w:sz w:val="21"/>
+          <w:szCs w:val="21"/>
         </w:rPr>
         <w:t xml:space="preserve"> | Project </w:t>
       </w:r>
@@ -637,8 +675,8 @@
         <w:rPr>
           <w:b/>
           <w:color w:val="1E1E1E"/>
-          <w:sz w:val="20"/>
-          <w:szCs w:val="20"/>
+          <w:sz w:val="21"/>
+          <w:szCs w:val="21"/>
         </w:rPr>
         <w:t>Manager</w:t>
       </w:r>
@@ -646,8 +684,8 @@
         <w:rPr>
           <w:b/>
           <w:color w:val="5F5F5F"/>
-          <w:sz w:val="20"/>
-          <w:szCs w:val="20"/>
+          <w:sz w:val="21"/>
+          <w:szCs w:val="21"/>
         </w:rPr>
         <w:t xml:space="preserve"> | February</w:t>
       </w:r>
@@ -655,19 +693,20 @@
         <w:rPr>
           <w:b/>
           <w:color w:val="5F5F5F"/>
-          <w:sz w:val="20"/>
-          <w:szCs w:val="20"/>
+          <w:sz w:val="21"/>
+          <w:szCs w:val="21"/>
         </w:rPr>
         <w:t xml:space="preserve"> 2012 - January 2013</w:t>
       </w:r>
     </w:p>
     <w:p>
       <w:pPr>
+        <w:keepLines/>
         <w:numPr>
           <w:ilvl w:val="0"/>
           <w:numId w:val="1"/>
         </w:numPr>
-        <w:spacing w:after="25" w:line="258" w:lineRule="auto"/>
+        <w:spacing w:after="30" w:line="230" w:lineRule="exact"/>
         <w:rPr>
           <w:sz w:val="20"/>
           <w:szCs w:val="20"/>
@@ -676,8 +715,8 @@
       <w:r>
         <w:rPr>
           <w:color w:val="000000"/>
-          <w:sz w:val="20"/>
-          <w:szCs w:val="20"/>
+          <w:sz w:val="21"/>
+          <w:szCs w:val="21"/>
         </w:rPr>
         <w:t>Managed a year-long, on-site SAP R/3 implementation across Production and Accounting modules, leading requirements, work planning, developer-user coordination, testing, training, Go-Live, and post-launch support.</w:t>
       </w:r>
@@ -688,7 +727,7 @@
         <w:pBdr>
           <w:bottom w:val="single" w:sz="6" w:space="1" w:color="1F4E79"/>
         </w:pBdr>
-        <w:spacing w:before="49" w:after="31"/>
+        <w:spacing w:before="64" w:after="40" w:line="240" w:lineRule="auto"/>
         <w:rPr>
           <w:sz w:val="20"/>
           <w:szCs w:val="20"/>
@@ -698,15 +737,15 @@
         <w:rPr>
           <w:b/>
           <w:color w:val="1F4E79"/>
-          <w:sz w:val="20"/>
-          <w:szCs w:val="20"/>
+          <w:sz w:val="22"/>
+          <w:szCs w:val="22"/>
         </w:rPr>
         <w:t>EDUCATION</w:t>
       </w:r>
     </w:p>
     <w:p>
       <w:pPr>
-        <w:spacing w:after="16"/>
+        <w:spacing w:after="16" w:line="240" w:lineRule="auto"/>
         <w:rPr>
           <w:sz w:val="20"/>
           <w:szCs w:val="20"/>
@@ -715,15 +754,15 @@
       <w:r>
         <w:rPr>
           <w:color w:val="000000"/>
-          <w:sz w:val="20"/>
-          <w:szCs w:val="20"/>
+          <w:sz w:val="21"/>
+          <w:szCs w:val="21"/>
         </w:rPr>
         <w:t>Ben-Gurion University of the Negev | B.Sc. in Industrial Engineering &amp; Management | 2008 - 2012</w:t>
       </w:r>
     </w:p>
     <w:p>
       <w:pPr>
-        <w:spacing w:after="18"/>
+        <w:spacing w:after="16" w:line="240" w:lineRule="auto"/>
         <w:rPr>
           <w:sz w:val="20"/>
           <w:szCs w:val="20"/>
@@ -732,8 +771,8 @@
       <w:r>
         <w:rPr>
           <w:color w:val="000000"/>
-          <w:sz w:val="20"/>
-          <w:szCs w:val="20"/>
+          <w:sz w:val="21"/>
+          <w:szCs w:val="21"/>
         </w:rPr>
         <w:t>Coding Academy Israel | Full-Stack &amp; Frontend Development | July - November 2022</w:t>
       </w:r>
@@ -744,7 +783,7 @@
         <w:pBdr>
           <w:bottom w:val="single" w:sz="6" w:space="1" w:color="1F4E79"/>
         </w:pBdr>
-        <w:spacing w:before="49" w:after="31"/>
+        <w:spacing w:before="64" w:after="40" w:line="240" w:lineRule="auto"/>
         <w:rPr>
           <w:sz w:val="20"/>
           <w:szCs w:val="20"/>
@@ -754,15 +793,15 @@
         <w:rPr>
           <w:b/>
           <w:color w:val="1F4E79"/>
-          <w:sz w:val="20"/>
-          <w:szCs w:val="20"/>
+          <w:sz w:val="22"/>
+          <w:szCs w:val="22"/>
         </w:rPr>
         <w:t>SKILLS &amp; TOOLS</w:t>
       </w:r>
     </w:p>
     <w:p>
       <w:pPr>
-        <w:spacing w:after="7" w:line="250" w:lineRule="auto"/>
+        <w:spacing w:after="18" w:line="228" w:lineRule="exact"/>
         <w:rPr>
           <w:sz w:val="20"/>
           <w:szCs w:val="20"/>
@@ -780,7 +819,7 @@
     </w:p>
     <w:p>
       <w:pPr>
-        <w:spacing w:after="7" w:line="250" w:lineRule="auto"/>
+        <w:spacing w:after="18" w:line="228" w:lineRule="exact"/>
         <w:rPr>
           <w:sz w:val="20"/>
           <w:szCs w:val="20"/>
@@ -798,7 +837,7 @@
     </w:p>
     <w:p>
       <w:pPr>
-        <w:spacing w:after="7" w:line="250" w:lineRule="auto"/>
+        <w:spacing w:after="18" w:line="228" w:lineRule="exact"/>
       </w:pPr>
       <w:r>
         <w:rPr>
